--- a/noticias/2026-08-30-boas-vindas-ao-univlr.docx
+++ b/noticias/2026-08-30-boas-vindas-ao-univlr.docx
@@ -12,7 +12,7 @@
     </w:p>
     <w:p>
       <w:r>
-        <w:t xml:space="preserve">O UNIVLR reúne resultados, estatísticas e ranking do Valorant universitário brasileiro. Se você chegou agora, este texto explica as duas notas que aparecem em quase toda página do site: o rAAting de um jogador e a nota de uma equipe.</w:t>
+        <w:t xml:space="preserve">O UNIVLR reúne resultados, estatísticas e ranking do Valorant universitário brasileiro. Duas notas aparecem em quase toda página do site: o rAAting de um jogador e a nota de uma equipe. Este texto explica as duas, com exemplos de gente que joga o cenário.</w:t>
       </w:r>
     </w:p>
     <w:p>
@@ -20,25 +20,38 @@
         <w:pStyle w:val="Heading2"/>
       </w:pPr>
       <w:r>
+        <w:t xml:space="preserve">Por que uma nota própria</w:t>
+      </w:r>
+    </w:p>
+    <w:p>
+      <w:r>
+        <w:t xml:space="preserve">K/D e ACS respondem perguntas parciais. K/D não sabe se o abate veio no round que decidia o mapa ou no 13 a 3 já ganho. ACS mistura dano, abate e plant numa soma que ninguém consegue desmontar depois. As duas tratam todos os rounds como se valessem o mesmo, e não valem.</w:t>
+      </w:r>
+    </w:p>
+    <w:p>
+      <w:r>
+        <w:t xml:space="preserve">O rAAting parte de outro lugar: mede cada coisa separadamente, compara com o que o cenário universitário costuma entregar, e só então junta tudo com pesos declarados. Você pode discordar dos pesos, mas eles estão à vista.</w:t>
+      </w:r>
+    </w:p>
+    <w:p>
+      <w:pPr>
+        <w:pStyle w:val="Heading2"/>
+      </w:pPr>
+      <w:r>
         <w:t xml:space="preserve">rAAting 3.0: a nota do jogador</w:t>
       </w:r>
     </w:p>
     <w:p>
-      <w:r>
-        <w:t xml:space="preserve">É a nota geral de um jogador no cenário universitário, e ela aparece na página de cada jogador, no placar de cada partida e nos destaques da semana.</w:t>
-      </w:r>
-    </w:p>
-    <w:p>
       <w:pPr>
         <w:pStyle w:val="Heading3"/>
       </w:pPr>
       <w:r>
-        <w:t xml:space="preserve">Como ler</w:t>
-      </w:r>
-    </w:p>
-    <w:p>
-      <w:r>
-        <w:t xml:space="preserve">1.00 é o desempenho mediano: metade dos jogadores fica acima, metade abaixo. Cada 0,28 de distância equivale a um intervalo interquartil, que é a medida de quão espalhado o cenário está naquela estatística. A escala é travada entre 0,30 e 1,80.</w:t>
+        <w:t xml:space="preserve">A escala</w:t>
+      </w:r>
+    </w:p>
+    <w:p>
+      <w:r>
+        <w:t xml:space="preserve">1.00 é o desempenho mediano: metade dos jogadores fica acima, metade abaixo. Cada 0,28 de distância equivale a um intervalo interquartil, que é o quanto o cenário costuma se espalhar naquela estatística. A escala é travada entre 0,30 e 1,80.</w:t>
       </w:r>
     </w:p>
     <w:tbl>
@@ -179,16 +192,31 @@
       </w:tr>
     </w:tbl>
     <w:p>
+      <w:r>
+        <w:t xml:space="preserve">O exemplo mais limpo de mediana no banco é </w:t>
+      </w:r>
+      <w:r>
+        <w:rPr>
+          <w:b/>
+          <w:bCs/>
+        </w:rPr>
+        <w:t xml:space="preserve">Zordan</w:t>
+      </w:r>
+      <w:r>
+        <w:t xml:space="preserve">, do Inatel: 498 rounds jogados e rAAting 1.00 cravado. Os números dele são o retrato do meio do cenário — 0,66 abate por round, 109 de ADR, 66% de KAST. Não é elogio nem crítica: é a régua.</w:t>
+      </w:r>
+    </w:p>
+    <w:p>
       <w:pPr>
         <w:pStyle w:val="Heading3"/>
       </w:pPr>
       <w:r>
-        <w:t xml:space="preserve">Do que ela é feita</w:t>
-      </w:r>
-    </w:p>
-    <w:p>
-      <w:r>
-        <w:t xml:space="preserve">Seis componentes, cada um comparado com a mediana do cenário antes de entrar na conta. O maior peso não é abate: é o quanto o jogador move a chance de o time vencer o round.</w:t>
+        <w:t xml:space="preserve">Os seis componentes</w:t>
+      </w:r>
+    </w:p>
+    <w:p>
+      <w:r>
+        <w:t xml:space="preserve">Cada componente vira uma nota própria na mesma escala, comparado com a mediana do cenário. Depois os seis entram na conta final com estes pesos:</w:t>
       </w:r>
     </w:p>
     <w:tbl>
@@ -206,6 +234,7 @@
       <w:tblGrid>
         <w:gridCol w:w="100"/>
         <w:gridCol w:w="100"/>
+        <w:gridCol w:w="100"/>
       </w:tblGrid>
       <w:tr>
         <w:tc>
@@ -230,6 +259,17 @@
             </w:r>
           </w:p>
         </w:tc>
+        <w:tc>
+          <w:p>
+            <w:r>
+              <w:rPr>
+                <w:b/>
+                <w:bCs/>
+              </w:rPr>
+              <w:t xml:space="preserve">O que mede</w:t>
+            </w:r>
+          </w:p>
+        </w:tc>
       </w:tr>
       <w:tr>
         <w:tc>
@@ -254,6 +294,17 @@
             </w:r>
           </w:p>
         </w:tc>
+        <w:tc>
+          <w:p>
+            <w:r>
+              <w:rPr>
+                <w:b w:val="false"/>
+                <w:bCs w:val="false"/>
+              </w:rPr>
+              <w:t xml:space="preserve">quanto as ações moveram a chance de vencer o round</w:t>
+            </w:r>
+          </w:p>
+        </w:tc>
       </w:tr>
       <w:tr>
         <w:tc>
@@ -278,6 +329,17 @@
             </w:r>
           </w:p>
         </w:tc>
+        <w:tc>
+          <w:p>
+            <w:r>
+              <w:rPr>
+                <w:b w:val="false"/>
+                <w:bCs w:val="false"/>
+              </w:rPr>
+              <w:t xml:space="preserve">abates, descontando o valor do alvo e o contexto</w:t>
+            </w:r>
+          </w:p>
+        </w:tc>
       </w:tr>
       <w:tr>
         <w:tc>
@@ -302,6 +364,17 @@
             </w:r>
           </w:p>
         </w:tc>
+        <w:tc>
+          <w:p>
+            <w:r>
+              <w:rPr>
+                <w:b w:val="false"/>
+                <w:bCs w:val="false"/>
+              </w:rPr>
+              <w:t xml:space="preserve">dano causado por round</w:t>
+            </w:r>
+          </w:p>
+        </w:tc>
       </w:tr>
       <w:tr>
         <w:tc>
@@ -326,6 +399,17 @@
             </w:r>
           </w:p>
         </w:tc>
+        <w:tc>
+          <w:p>
+            <w:r>
+              <w:rPr>
+                <w:b w:val="false"/>
+                <w:bCs w:val="false"/>
+              </w:rPr>
+              <w:t xml:space="preserve">não morrer, e morrer de um jeito que o time troca</w:t>
+            </w:r>
+          </w:p>
+        </w:tc>
       </w:tr>
       <w:tr>
         <w:tc>
@@ -350,6 +434,17 @@
             </w:r>
           </w:p>
         </w:tc>
+        <w:tc>
+          <w:p>
+            <w:r>
+              <w:rPr>
+                <w:b w:val="false"/>
+                <w:bCs w:val="false"/>
+              </w:rPr>
+              <w:t xml:space="preserve">participação: abate, assistência, troca ou sobreviver ganhando</w:t>
+            </w:r>
+          </w:p>
+        </w:tc>
       </w:tr>
       <w:tr>
         <w:tc>
@@ -374,24 +469,30 @@
             </w:r>
           </w:p>
         </w:tc>
+        <w:tc>
+          <w:p>
+            <w:r>
+              <w:rPr>
+                <w:b w:val="false"/>
+                <w:bCs w:val="false"/>
+              </w:rPr>
+              <w:t xml:space="preserve">rounds com mais de um abate, ponderados pelo tamanho</w:t>
+            </w:r>
+          </w:p>
+        </w:tc>
       </w:tr>
     </w:tbl>
     <w:p>
-      <w:r>
-        <w:t xml:space="preserve">Para entrar no ranking oficial de jogadores é preciso ter jogado ao menos 50 rounds. Quem está abaixo disso continua aparecendo, marcado como baixa amostra: a nota existe, mas ainda não teve rounds suficientes para significar muita coisa.</w:t>
-      </w:r>
-    </w:p>
-    <w:p>
-      <w:pPr>
-        <w:pStyle w:val="Heading2"/>
-      </w:pPr>
-      <w:r>
-        <w:t xml:space="preserve">A nota da equipe</w:t>
-      </w:r>
-    </w:p>
-    <w:p>
-      <w:r>
-        <w:t xml:space="preserve">O número ao lado de cada time no ranking mede a força provável dele se jogasse hoje. Não é uma tabela de títulos nem a média dos jogadores: o peso está em como a equipe joga, e contra quem.</w:t>
+      <w:pPr>
+        <w:pStyle w:val="Heading3"/>
+      </w:pPr>
+      <w:r>
+        <w:t xml:space="preserve">Por que Round Swing pesa mais que abate</w:t>
+      </w:r>
+    </w:p>
+    <w:p>
+      <w:r>
+        <w:t xml:space="preserve">Essa é a escolha mais discutível da fórmula, e o banco tem o par que a defende melhor do que qualquer argumento. Dois jogadores com praticamente o mesmo rendimento em abates, e notas finais bem diferentes:</w:t>
       </w:r>
     </w:p>
     <w:tbl>
@@ -409,6 +510,7 @@
       <w:tblGrid>
         <w:gridCol w:w="100"/>
         <w:gridCol w:w="100"/>
+        <w:gridCol w:w="100"/>
       </w:tblGrid>
       <w:tr>
         <w:tc>
@@ -418,7 +520,7 @@
                 <w:b/>
                 <w:bCs/>
               </w:rPr>
-              <w:t xml:space="preserve">Peso</w:t>
+              <w:t xml:space="preserve"/>
             </w:r>
           </w:p>
         </w:tc>
@@ -429,10 +531,691 @@
                 <w:b/>
                 <w:bCs/>
               </w:rPr>
+              <w:t xml:space="preserve">Roô (UEMA Turbulência)</w:t>
+            </w:r>
+          </w:p>
+        </w:tc>
+        <w:tc>
+          <w:p>
+            <w:r>
+              <w:rPr>
+                <w:b/>
+                <w:bCs/>
+              </w:rPr>
+              <w:t xml:space="preserve">dnk (Axis Anteaters)</w:t>
+            </w:r>
+          </w:p>
+        </w:tc>
+      </w:tr>
+      <w:tr>
+        <w:tc>
+          <w:p>
+            <w:r>
+              <w:rPr>
+                <w:b w:val="false"/>
+                <w:bCs w:val="false"/>
+              </w:rPr>
+              <w:t xml:space="preserve">rAAting 3.0</w:t>
+            </w:r>
+          </w:p>
+        </w:tc>
+        <w:tc>
+          <w:p>
+            <w:r>
+              <w:rPr>
+                <w:b w:val="false"/>
+                <w:bCs w:val="false"/>
+              </w:rPr>
+              <w:t xml:space="preserve">0.78</w:t>
+            </w:r>
+          </w:p>
+        </w:tc>
+        <w:tc>
+          <w:p>
+            <w:r>
+              <w:rPr>
+                <w:b w:val="false"/>
+                <w:bCs w:val="false"/>
+              </w:rPr>
+              <w:t xml:space="preserve">1.10</w:t>
+            </w:r>
+          </w:p>
+        </w:tc>
+      </w:tr>
+      <w:tr>
+        <w:tc>
+          <w:p>
+            <w:r>
+              <w:rPr>
+                <w:b w:val="false"/>
+                <w:bCs w:val="false"/>
+              </w:rPr>
+              <w:t xml:space="preserve">Nota de abates</w:t>
+            </w:r>
+          </w:p>
+        </w:tc>
+        <w:tc>
+          <w:p>
+            <w:r>
+              <w:rPr>
+                <w:b w:val="false"/>
+                <w:bCs w:val="false"/>
+              </w:rPr>
+              <w:t xml:space="preserve">1.03</w:t>
+            </w:r>
+          </w:p>
+        </w:tc>
+        <w:tc>
+          <w:p>
+            <w:r>
+              <w:rPr>
+                <w:b w:val="false"/>
+                <w:bCs w:val="false"/>
+              </w:rPr>
+              <w:t xml:space="preserve">1.01</w:t>
+            </w:r>
+          </w:p>
+        </w:tc>
+      </w:tr>
+      <w:tr>
+        <w:tc>
+          <w:p>
+            <w:r>
+              <w:rPr>
+                <w:b w:val="false"/>
+                <w:bCs w:val="false"/>
+              </w:rPr>
+              <w:t xml:space="preserve">Nota de Round Swing</w:t>
+            </w:r>
+          </w:p>
+        </w:tc>
+        <w:tc>
+          <w:p>
+            <w:r>
+              <w:rPr>
+                <w:b w:val="false"/>
+                <w:bCs w:val="false"/>
+              </w:rPr>
+              <w:t xml:space="preserve">0.68</w:t>
+            </w:r>
+          </w:p>
+        </w:tc>
+        <w:tc>
+          <w:p>
+            <w:r>
+              <w:rPr>
+                <w:b w:val="false"/>
+                <w:bCs w:val="false"/>
+              </w:rPr>
+              <w:t xml:space="preserve">1.22</w:t>
+            </w:r>
+          </w:p>
+        </w:tc>
+      </w:tr>
+      <w:tr>
+        <w:tc>
+          <w:p>
+            <w:r>
+              <w:rPr>
+                <w:b w:val="false"/>
+                <w:bCs w:val="false"/>
+              </w:rPr>
+              <w:t xml:space="preserve">Abates por round</w:t>
+            </w:r>
+          </w:p>
+        </w:tc>
+        <w:tc>
+          <w:p>
+            <w:r>
+              <w:rPr>
+                <w:b w:val="false"/>
+                <w:bCs w:val="false"/>
+              </w:rPr>
+              <w:t xml:space="preserve">0,64</w:t>
+            </w:r>
+          </w:p>
+        </w:tc>
+        <w:tc>
+          <w:p>
+            <w:r>
+              <w:rPr>
+                <w:b w:val="false"/>
+                <w:bCs w:val="false"/>
+              </w:rPr>
+              <w:t xml:space="preserve">0,69</w:t>
+            </w:r>
+          </w:p>
+        </w:tc>
+      </w:tr>
+      <w:tr>
+        <w:tc>
+          <w:p>
+            <w:r>
+              <w:rPr>
+                <w:b w:val="false"/>
+                <w:bCs w:val="false"/>
+              </w:rPr>
+              <w:t xml:space="preserve">K/D</w:t>
+            </w:r>
+          </w:p>
+        </w:tc>
+        <w:tc>
+          <w:p>
+            <w:r>
+              <w:rPr>
+                <w:b w:val="false"/>
+                <w:bCs w:val="false"/>
+              </w:rPr>
+              <w:t xml:space="preserve">0,70</w:t>
+            </w:r>
+          </w:p>
+        </w:tc>
+        <w:tc>
+          <w:p>
+            <w:r>
+              <w:rPr>
+                <w:b w:val="false"/>
+                <w:bCs w:val="false"/>
+              </w:rPr>
+              <w:t xml:space="preserve">1,11</w:t>
+            </w:r>
+          </w:p>
+        </w:tc>
+      </w:tr>
+      <w:tr>
+        <w:tc>
+          <w:p>
+            <w:r>
+              <w:rPr>
+                <w:b w:val="false"/>
+                <w:bCs w:val="false"/>
+              </w:rPr>
+              <w:t xml:space="preserve">Round Swing</w:t>
+            </w:r>
+          </w:p>
+        </w:tc>
+        <w:tc>
+          <w:p>
+            <w:r>
+              <w:rPr>
+                <w:b w:val="false"/>
+                <w:bCs w:val="false"/>
+              </w:rPr>
+              <w:t xml:space="preserve">-5,0 pp</w:t>
+            </w:r>
+          </w:p>
+        </w:tc>
+        <w:tc>
+          <w:p>
+            <w:r>
+              <w:rPr>
+                <w:b w:val="false"/>
+                <w:bCs w:val="false"/>
+              </w:rPr>
+              <w:t xml:space="preserve">+2,9 pp</w:t>
+            </w:r>
+          </w:p>
+        </w:tc>
+      </w:tr>
+      <w:tr>
+        <w:tc>
+          <w:p>
+            <w:r>
+              <w:rPr>
+                <w:b w:val="false"/>
+                <w:bCs w:val="false"/>
+              </w:rPr>
+              <w:t xml:space="preserve">KAST</w:t>
+            </w:r>
+          </w:p>
+        </w:tc>
+        <w:tc>
+          <w:p>
+            <w:r>
+              <w:rPr>
+                <w:b w:val="false"/>
+                <w:bCs w:val="false"/>
+              </w:rPr>
+              <w:t xml:space="preserve">56%</w:t>
+            </w:r>
+          </w:p>
+        </w:tc>
+        <w:tc>
+          <w:p>
+            <w:r>
+              <w:rPr>
+                <w:b w:val="false"/>
+                <w:bCs w:val="false"/>
+              </w:rPr>
+              <w:t xml:space="preserve">71%</w:t>
+            </w:r>
+          </w:p>
+        </w:tc>
+      </w:tr>
+      <w:tr>
+        <w:tc>
+          <w:p>
+            <w:r>
+              <w:rPr>
+                <w:b w:val="false"/>
+                <w:bCs w:val="false"/>
+              </w:rPr>
+              <w:t xml:space="preserve">Amostra</w:t>
+            </w:r>
+          </w:p>
+        </w:tc>
+        <w:tc>
+          <w:p>
+            <w:r>
+              <w:rPr>
+                <w:b w:val="false"/>
+                <w:bCs w:val="false"/>
+              </w:rPr>
+              <w:t xml:space="preserve">159 rounds</w:t>
+            </w:r>
+          </w:p>
+        </w:tc>
+        <w:tc>
+          <w:p>
+            <w:r>
+              <w:rPr>
+                <w:b w:val="false"/>
+                <w:bCs w:val="false"/>
+              </w:rPr>
+              <w:t xml:space="preserve">576 rounds</w:t>
+            </w:r>
+          </w:p>
+        </w:tc>
+      </w:tr>
+    </w:tbl>
+    <w:p>
+      <w:r>
+        <w:t xml:space="preserve">Em abates os dois estão na mediana: 1.03 e 1.01. Se a nota fosse feita de abate, eles empatariam. O que separa é o resto do round. As ações do Roô custam 5 pontos percentuais de chance de vitória por round; as do dnk somam quase 3. É a diferença entre abrir um mapa e abrir um round que já estava perdido.</w:t>
+      </w:r>
+    </w:p>
+    <w:p>
+      <w:r>
+        <w:t xml:space="preserve">Round Swing é zero-sum entre os dois times: o que um lado ganha, o outro perde. Por isso ele é o único componente que não dá para inflar jogando contra ninguém.</w:t>
+      </w:r>
+    </w:p>
+    <w:p>
+      <w:pPr>
+        <w:pStyle w:val="Heading3"/>
+      </w:pPr>
+      <w:r>
+        <w:t xml:space="preserve">Uma nota alta por dentro</w:t>
+      </w:r>
+    </w:p>
+    <w:p>
+      <w:r>
+        <w:rPr>
+          <w:b/>
+          <w:bCs/>
+        </w:rPr>
+        <w:t xml:space="preserve">darnubra</w:t>
+      </w:r>
+      <w:r>
+        <w:t xml:space="preserve">, do UFG Eagles, tem o maior rAAting do banco entre quem passou da amostra mínima: 1.52 em 204 rounds. Vale abrir a nota em partes, porque ela mostra que não existe atalho — nenhum componente sozinho leva alguém até ali:</w:t>
+      </w:r>
+    </w:p>
+    <w:tbl>
+      <w:tblPr>
+        <w:tblW w:type="pct" w:w="100%"/>
+        <w:tblBorders>
+          <w:top w:val="single" w:color="auto" w:sz="4"/>
+          <w:left w:val="single" w:color="auto" w:sz="4"/>
+          <w:bottom w:val="single" w:color="auto" w:sz="4"/>
+          <w:right w:val="single" w:color="auto" w:sz="4"/>
+          <w:insideH w:val="single" w:color="auto" w:sz="4"/>
+          <w:insideV w:val="single" w:color="auto" w:sz="4"/>
+        </w:tblBorders>
+      </w:tblPr>
+      <w:tblGrid>
+        <w:gridCol w:w="100"/>
+        <w:gridCol w:w="100"/>
+        <w:gridCol w:w="100"/>
+      </w:tblGrid>
+      <w:tr>
+        <w:tc>
+          <w:p>
+            <w:r>
+              <w:rPr>
+                <w:b/>
+                <w:bCs/>
+              </w:rPr>
+              <w:t xml:space="preserve">Componente</w:t>
+            </w:r>
+          </w:p>
+        </w:tc>
+        <w:tc>
+          <w:p>
+            <w:r>
+              <w:rPr>
+                <w:b/>
+                <w:bCs/>
+              </w:rPr>
+              <w:t xml:space="preserve">Nota dele</w:t>
+            </w:r>
+          </w:p>
+        </w:tc>
+        <w:tc>
+          <w:p>
+            <w:r>
+              <w:rPr>
+                <w:b/>
+                <w:bCs/>
+              </w:rPr>
+              <w:t xml:space="preserve">Contra a mediana</w:t>
+            </w:r>
+          </w:p>
+        </w:tc>
+      </w:tr>
+      <w:tr>
+        <w:tc>
+          <w:p>
+            <w:r>
+              <w:rPr>
+                <w:b w:val="false"/>
+                <w:bCs w:val="false"/>
+              </w:rPr>
+              <w:t xml:space="preserve">Round Swing</w:t>
+            </w:r>
+          </w:p>
+        </w:tc>
+        <w:tc>
+          <w:p>
+            <w:r>
+              <w:rPr>
+                <w:b w:val="false"/>
+                <w:bCs w:val="false"/>
+              </w:rPr>
+              <w:t xml:space="preserve">1.61</w:t>
+            </w:r>
+          </w:p>
+        </w:tc>
+        <w:tc>
+          <w:p>
+            <w:r>
+              <w:rPr>
+                <w:b w:val="false"/>
+                <w:bCs w:val="false"/>
+              </w:rPr>
+              <w:t xml:space="preserve">+8,4 pp por round</w:t>
+            </w:r>
+          </w:p>
+        </w:tc>
+      </w:tr>
+      <w:tr>
+        <w:tc>
+          <w:p>
+            <w:r>
+              <w:rPr>
+                <w:b w:val="false"/>
+                <w:bCs w:val="false"/>
+              </w:rPr>
+              <w:t xml:space="preserve">Abates</w:t>
+            </w:r>
+          </w:p>
+        </w:tc>
+        <w:tc>
+          <w:p>
+            <w:r>
+              <w:rPr>
+                <w:b w:val="false"/>
+                <w:bCs w:val="false"/>
+              </w:rPr>
+              <w:t xml:space="preserve">1.61</w:t>
+            </w:r>
+          </w:p>
+        </w:tc>
+        <w:tc>
+          <w:p>
+            <w:r>
+              <w:rPr>
+                <w:b w:val="false"/>
+                <w:bCs w:val="false"/>
+              </w:rPr>
+              <w:t xml:space="preserve">1,09 por round</w:t>
+            </w:r>
+          </w:p>
+        </w:tc>
+      </w:tr>
+      <w:tr>
+        <w:tc>
+          <w:p>
+            <w:r>
+              <w:rPr>
+                <w:b w:val="false"/>
+                <w:bCs w:val="false"/>
+              </w:rPr>
+              <w:t xml:space="preserve">Dano</w:t>
+            </w:r>
+          </w:p>
+        </w:tc>
+        <w:tc>
+          <w:p>
+            <w:r>
+              <w:rPr>
+                <w:b w:val="false"/>
+                <w:bCs w:val="false"/>
+              </w:rPr>
+              <w:t xml:space="preserve">1.75</w:t>
+            </w:r>
+          </w:p>
+        </w:tc>
+        <w:tc>
+          <w:p>
+            <w:r>
+              <w:rPr>
+                <w:b w:val="false"/>
+                <w:bCs w:val="false"/>
+              </w:rPr>
+              <w:t xml:space="preserve">164 de ADR</w:t>
+            </w:r>
+          </w:p>
+        </w:tc>
+      </w:tr>
+      <w:tr>
+        <w:tc>
+          <w:p>
+            <w:r>
+              <w:rPr>
+                <w:b w:val="false"/>
+                <w:bCs w:val="false"/>
+              </w:rPr>
+              <w:t xml:space="preserve">Multi-kills</w:t>
+            </w:r>
+          </w:p>
+        </w:tc>
+        <w:tc>
+          <w:p>
+            <w:r>
+              <w:rPr>
+                <w:b w:val="false"/>
+                <w:bCs w:val="false"/>
+              </w:rPr>
+              <w:t xml:space="preserve">1.63</w:t>
+            </w:r>
+          </w:p>
+        </w:tc>
+        <w:tc>
+          <w:p>
+            <w:r>
+              <w:rPr>
+                <w:b w:val="false"/>
+                <w:bCs w:val="false"/>
+              </w:rPr>
+              <w:t xml:space="preserve">58 rounds com mais de um abate</w:t>
+            </w:r>
+          </w:p>
+        </w:tc>
+      </w:tr>
+      <w:tr>
+        <w:tc>
+          <w:p>
+            <w:r>
+              <w:rPr>
+                <w:b w:val="false"/>
+                <w:bCs w:val="false"/>
+              </w:rPr>
+              <w:t xml:space="preserve">KAST</w:t>
+            </w:r>
+          </w:p>
+        </w:tc>
+        <w:tc>
+          <w:p>
+            <w:r>
+              <w:rPr>
+                <w:b w:val="false"/>
+                <w:bCs w:val="false"/>
+              </w:rPr>
+              <w:t xml:space="preserve">1.33</w:t>
+            </w:r>
+          </w:p>
+        </w:tc>
+        <w:tc>
+          <w:p>
+            <w:r>
+              <w:rPr>
+                <w:b w:val="false"/>
+                <w:bCs w:val="false"/>
+              </w:rPr>
+              <w:t xml:space="preserve">79%</w:t>
+            </w:r>
+          </w:p>
+        </w:tc>
+      </w:tr>
+      <w:tr>
+        <w:tc>
+          <w:p>
+            <w:r>
+              <w:rPr>
+                <w:b w:val="false"/>
+                <w:bCs w:val="false"/>
+              </w:rPr>
+              <w:t xml:space="preserve">Sobrevivência</w:t>
+            </w:r>
+          </w:p>
+        </w:tc>
+        <w:tc>
+          <w:p>
+            <w:r>
+              <w:rPr>
+                <w:b w:val="false"/>
+                <w:bCs w:val="false"/>
+              </w:rPr>
+              <w:t xml:space="preserve">1.08</w:t>
+            </w:r>
+          </w:p>
+        </w:tc>
+        <w:tc>
+          <w:p>
+            <w:r>
+              <w:rPr>
+                <w:b w:val="false"/>
+                <w:bCs w:val="false"/>
+              </w:rPr>
+              <w:t xml:space="preserve">K/D 1,68</w:t>
+            </w:r>
+          </w:p>
+        </w:tc>
+      </w:tr>
+    </w:tbl>
+    <w:p>
+      <w:r>
+        <w:t xml:space="preserve">Repare na sobrevivência: 1.08, quase mediana, apesar do K/D de 1,68. O motivo é que o K/D alto dele vem dos abates, não de morrer pouco. Em abates por round ele está 63% acima da mediana do cenário (1,09 contra 0,67); em mortes por round está só 10% abaixo (0,65 contra 0,72). A sobrevivência só olha o segundo número.</w:t>
+      </w:r>
+    </w:p>
+    <w:p>
+      <w:r>
+        <w:t xml:space="preserve">E ela é mais severa do que parece: salvar a arma num round já perdido desconta pontos, em vez de ser neutro. Morrer sendo trocado pelo time, ao contrário, soma. A conta premia morrer na hora certa, não deixar de morrer.</w:t>
+      </w:r>
+    </w:p>
+    <w:p>
+      <w:pPr>
+        <w:pStyle w:val="Heading3"/>
+      </w:pPr>
+      <w:r>
+        <w:t xml:space="preserve">Amostra mínima</w:t>
+      </w:r>
+    </w:p>
+    <w:p>
+      <w:r>
+        <w:t xml:space="preserve">Para entrar no ranking oficial de jogadores é preciso ter jogado ao menos 50 rounds. Hoje 459 dos 645 jogadores cadastrados passam desse corte. Quem está abaixo continua aparecendo, marcado como baixa amostra: a nota existe, mas dez rounds bons não dizem quase nada sobre o próximo mapa.</w:t>
+      </w:r>
+    </w:p>
+    <w:p>
+      <w:pPr>
+        <w:pStyle w:val="Heading2"/>
+      </w:pPr>
+      <w:r>
+        <w:t xml:space="preserve">A nota da equipe</w:t>
+      </w:r>
+    </w:p>
+    <w:p>
+      <w:r>
+        <w:t xml:space="preserve">O número ao lado de cada time no ranking mede a força provável dele se jogasse hoje. Não é tabela de títulos nem média dos jogadores: pesa como a equipe joga, e contra quem.</w:t>
+      </w:r>
+    </w:p>
+    <w:p>
+      <w:pPr>
+        <w:pStyle w:val="Heading3"/>
+      </w:pPr>
+      <w:r>
+        <w:t xml:space="preserve">Os quatro blocos</w:t>
+      </w:r>
+    </w:p>
+    <w:tbl>
+      <w:tblPr>
+        <w:tblW w:type="pct" w:w="100%"/>
+        <w:tblBorders>
+          <w:top w:val="single" w:color="auto" w:sz="4"/>
+          <w:left w:val="single" w:color="auto" w:sz="4"/>
+          <w:bottom w:val="single" w:color="auto" w:sz="4"/>
+          <w:right w:val="single" w:color="auto" w:sz="4"/>
+          <w:insideH w:val="single" w:color="auto" w:sz="4"/>
+          <w:insideV w:val="single" w:color="auto" w:sz="4"/>
+        </w:tblBorders>
+      </w:tblPr>
+      <w:tblGrid>
+        <w:gridCol w:w="100"/>
+        <w:gridCol w:w="100"/>
+        <w:gridCol w:w="100"/>
+      </w:tblGrid>
+      <w:tr>
+        <w:tc>
+          <w:p>
+            <w:r>
+              <w:rPr>
+                <w:b/>
+                <w:bCs/>
+              </w:rPr>
+              <w:t xml:space="preserve">Peso</w:t>
+            </w:r>
+          </w:p>
+        </w:tc>
+        <w:tc>
+          <w:p>
+            <w:r>
+              <w:rPr>
+                <w:b/>
+                <w:bCs/>
+              </w:rPr>
               <w:t xml:space="preserve">Bloco</w:t>
             </w:r>
           </w:p>
         </w:tc>
+        <w:tc>
+          <w:p>
+            <w:r>
+              <w:rPr>
+                <w:b/>
+                <w:bCs/>
+              </w:rPr>
+              <w:t xml:space="preserve">O que entra</w:t>
+            </w:r>
+          </w:p>
+        </w:tc>
       </w:tr>
       <w:tr>
         <w:tc>
@@ -453,7 +1236,18 @@
                 <w:b w:val="false"/>
                 <w:bCs w:val="false"/>
               </w:rPr>
-              <w:t xml:space="preserve">Desempenho contra os adversários enfrentados</w:t>
+              <w:t xml:space="preserve">Desempenho</w:t>
+            </w:r>
+          </w:p>
+        </w:tc>
+        <w:tc>
+          <w:p>
+            <w:r>
+              <w:rPr>
+                <w:b w:val="false"/>
+                <w:bCs w:val="false"/>
+              </w:rPr>
+              <w:t xml:space="preserve">modelos estatísticos (60%), força dos adversários (20%), dominância (10%), consistência e relevância (5% cada)</w:t>
             </w:r>
           </w:p>
         </w:tc>
@@ -481,6 +1275,17 @@
             </w:r>
           </w:p>
         </w:tc>
+        <w:tc>
+          <w:p>
+            <w:r>
+              <w:rPr>
+                <w:b w:val="false"/>
+                <w:bCs w:val="false"/>
+              </w:rPr>
+              <w:t xml:space="preserve">colocações em campeonatos, ponderadas por tamanho do torneio</w:t>
+            </w:r>
+          </w:p>
+        </w:tc>
       </w:tr>
       <w:tr>
         <w:tc>
@@ -505,6 +1310,17 @@
             </w:r>
           </w:p>
         </w:tc>
+        <w:tc>
+          <w:p>
+            <w:r>
+              <w:rPr>
+                <w:b w:val="false"/>
+                <w:bCs w:val="false"/>
+              </w:rPr>
+              <w:t xml:space="preserve">as últimas semanas, numa janela curta</w:t>
+            </w:r>
+          </w:p>
+        </w:tc>
       </w:tr>
       <w:tr>
         <w:tc>
@@ -525,12 +1341,79 @@
                 <w:b w:val="false"/>
                 <w:bCs w:val="false"/>
               </w:rPr>
-              <w:t xml:space="preserve">rAAting dos jogadores do elenco</w:t>
+              <w:t xml:space="preserve">Elenco</w:t>
+            </w:r>
+          </w:p>
+        </w:tc>
+        <w:tc>
+          <w:p>
+            <w:r>
+              <w:rPr>
+                <w:b w:val="false"/>
+                <w:bCs w:val="false"/>
+              </w:rPr>
+              <w:t xml:space="preserve">o rAAting dos jogadores registrados</w:t>
             </w:r>
           </w:p>
         </w:tc>
       </w:tr>
     </w:tbl>
+    <w:p>
+      <w:r>
+        <w:t xml:space="preserve">Os 70% de desempenho não saem de uma conta só: são sete modelos estatísticos rodando em paralelo (Colley, Massey, dois de Elo, TrueSkill aproximado, PageRank de vitórias e Bradley-Terry-Poisson), mais um oitavo valor que resume os outros. Nenhum modelo sozinho decide.</w:t>
+      </w:r>
+    </w:p>
+    <w:p>
+      <w:pPr>
+        <w:pStyle w:val="Heading3"/>
+      </w:pPr>
+      <w:r>
+        <w:t xml:space="preserve">Uma nota por dentro</w:t>
+      </w:r>
+    </w:p>
+    <w:p>
+      <w:r>
+        <w:t xml:space="preserve">O </w:t>
+      </w:r>
+      <w:r>
+        <w:rPr>
+          <w:b/>
+          <w:bCs/>
+        </w:rPr>
+        <w:t xml:space="preserve">CEUB Octopus</w:t>
+      </w:r>
+      <w:r>
+        <w:t xml:space="preserve"> lidera com 97,7, e a nota é redonda porque os quatro blocos são: desempenho 97, conquistas 100, forma 100 e elenco 98. São 33 vitórias em 34 partidas.</w:t>
+      </w:r>
+    </w:p>
+    <w:p>
+      <w:pPr>
+        <w:pStyle w:val="Heading3"/>
+      </w:pPr>
+      <w:r>
+        <w:t xml:space="preserve">Jogar bem não é tudo</w:t>
+      </w:r>
+    </w:p>
+    <w:p>
+      <w:r>
+        <w:t xml:space="preserve">O </w:t>
+      </w:r>
+      <w:r>
+        <w:rPr>
+          <w:b/>
+          <w:bCs/>
+        </w:rPr>
+        <w:t xml:space="preserve">MackLogic Red</w:t>
+      </w:r>
+      <w:r>
+        <w:t xml:space="preserve"> mostra o contrário e é o exemplo mais útil dos dois. O desempenho dele é 95, praticamente o mesmo do CAAP Hellhounds, que é terceiro. Mas a nota final fica em 92,7 e ele cai para quinto, porque conquistas ficam em 69 e elenco em 71.</w:t>
+      </w:r>
+    </w:p>
+    <w:p>
+      <w:r>
+        <w:t xml:space="preserve">Ou seja: a equipe ganha os mapas que joga, mas ainda não converteu isso em colocação de campeonato, e os jogadores registrados no elenco puxam o último bloco para baixo. A nota não é só sobre vencer — é sobre onde e contra quem.</w:t>
+      </w:r>
+    </w:p>
     <w:p>
       <w:pPr>
         <w:pStyle w:val="Heading3"/>
@@ -594,7 +1477,7 @@
     </w:p>
     <w:p>
       <w:r>
-        <w:t xml:space="preserve">É por isso que uma equipe pode mudar de nota numa semana sem ter jogado: os resultados antigos dela envelheceram, e os dos outros também.</w:t>
+        <w:t xml:space="preserve">É por isso que uma equipe muda de nota numa semana em que não jogou: os resultados antigos dela envelheceram, e os dos adversários também. Não é bug, é o decaimento fazendo o trabalho.</w:t>
       </w:r>
     </w:p>
     <w:p>
@@ -602,17 +1485,25 @@
         <w:pStyle w:val="Heading3"/>
       </w:pPr>
       <w:r>
-        <w:t xml:space="preserve">Quem entra</w:t>
-      </w:r>
-    </w:p>
-    <w:p>
-      <w:r>
-        <w:t xml:space="preserve">Uma equipe precisa de pelo menos 9 partidas para sair do rótulo de provisória, e de 5 jogadores cadastrados no elenco atual para contar no ranking válido. Quem não atende continua visível na visualização "Todos".</w:t>
-      </w:r>
-    </w:p>
-    <w:p>
-      <w:r>
-        <w:t xml:space="preserve">O ranking é recalculado o tempo todo, mas a versão oficial é congelada toda terça-feira. Uma partida jogada na quarta só mexe na nota na terça seguinte.</w:t>
+        <w:t xml:space="preserve">Quem entra no ranking</w:t>
+      </w:r>
+    </w:p>
+    <w:p>
+      <w:r>
+        <w:t xml:space="preserve">Uma equipe precisa de pelo menos 9 partidas para sair do rótulo de provisória, e de 5 jogadores registrados no elenco atual para contar no ranking válido. Das 98 equipes no banco, 52 ainda são provisórias — o USP Stars, por exemplo, tem nota 76,1 com 7 partidas, e por isso aparece só na visualização "Todos".</w:t>
+      </w:r>
+    </w:p>
+    <w:p>
+      <w:pPr>
+        <w:pStyle w:val="Heading3"/>
+      </w:pPr>
+      <w:r>
+        <w:t xml:space="preserve">Toda terça</w:t>
+      </w:r>
+    </w:p>
+    <w:p>
+      <w:r>
+        <w:t xml:space="preserve">O ranking é recalculado o tempo todo, mas a versão oficial é congelada toda terça-feira à meia-noite. Uma partida jogada na quarta só mexe na nota na terça seguinte. Isso vale inclusive para semanas sem jogo nenhum: o decaimento sozinho já muda posições.</w:t>
       </w:r>
     </w:p>
     <w:p>
@@ -673,7 +1564,7 @@
         </w:numPr>
       </w:pPr>
       <w:r>
-        <w:t xml:space="preserve">Swing/R: quanto as ações do jogador movem a chance de o time vencer o round, em pontos percentuais. É zero-sum entre os dois times, então o que um ganha o outro perde.</w:t>
+        <w:t xml:space="preserve">Swing/R: quanto as ações do jogador movem a chance de o time vencer o round, em pontos percentuais. É zero-sum entre os dois times.</w:t>
       </w:r>
     </w:p>
     <w:p>
@@ -714,32 +1605,19 @@
     </w:p>
     <w:p>
       <w:pPr>
-        <w:pStyle w:val="Heading2"/>
-      </w:pPr>
-      <w:r>
-        <w:t xml:space="preserve">Agora dá para comentar</w:t>
-      </w:r>
-    </w:p>
-    <w:p>
-      <w:r>
-        <w:t xml:space="preserve">O UNIVLR passou a ter contas. Criando a sua, você pode comentar em partidas, campeonatos, perfis de jogador e de equipe, responder outras pessoas, mencionar alguém com @ e escolher um time e um jogador favoritos, que aparecem ao lado do seu nome.</w:t>
-      </w:r>
-    </w:p>
-    <w:p>
-      <w:r>
-        <w:t xml:space="preserve">A conta leva um minuto e pede só um nome de usuário, um e-mail e uma senha. O campo de comentário fica no fim de cada página.</w:t>
-      </w:r>
-    </w:p>
-    <w:p>
-      <w:r>
-        <w:t xml:space="preserve">Se achar um erro em algum dado, ou quiser sugerir alguma coisa, comente por aqui mesmo. </w:t>
-      </w:r>
-      <w:r>
-        <w:rPr>
-          <w:b/>
-          <w:bCs/>
-        </w:rPr>
-        <w:t xml:space="preserve">Bem-vindo.</w:t>
+        <w:pStyle w:val="ListParagraph"/>
+        <w:numPr>
+          <w:ilvl w:val="0"/>
+          <w:numId w:val="1"/>
+        </w:numPr>
+      </w:pPr>
+      <w:r>
+        <w:t xml:space="preserve">HS%: percentual dos acertos que foram na cabeça.</w:t>
+      </w:r>
+    </w:p>
+    <w:p>
+      <w:r>
+        <w:t xml:space="preserve">Os números de jogadores e equipes citados aqui são do banco em 30 de agosto de 2026 e mudam a cada atualização. As fórmulas e os pesos, não.</w:t>
       </w:r>
     </w:p>
     <w:sectPr>

--- a/noticias/2026-08-30-boas-vindas-ao-univlr.docx
+++ b/noticias/2026-08-30-boas-vindas-ao-univlr.docx
@@ -2073,7 +2073,51 @@
     </w:p>
     <w:p>
       <w:r>
-        <w:t xml:space="preserve">Compare o desempenho de Roô, da UEMA Turbulência, com dnk, da Axis Anteaters:</w:t>
+        <w:t xml:space="preserve">Compare o desempenho de </w:t>
+      </w:r>
+      <w:hyperlink w:history="1" r:id="rId3aaxfpfqbdpzsix14mzvb">
+        <w:r>
+          <w:rPr>
+            <w:rStyle w:val="Hyperlink"/>
+          </w:rPr>
+          <w:t xml:space="preserve">Roô</w:t>
+        </w:r>
+      </w:hyperlink>
+      <w:r>
+        <w:t xml:space="preserve">, da </w:t>
+      </w:r>
+      <w:hyperlink w:history="1" r:id="rIdsye0yk51xfa7irxsguvab">
+        <w:r>
+          <w:rPr>
+            <w:rStyle w:val="Hyperlink"/>
+          </w:rPr>
+          <w:t xml:space="preserve">UEMA Turbulência</w:t>
+        </w:r>
+      </w:hyperlink>
+      <w:r>
+        <w:t xml:space="preserve">, com </w:t>
+      </w:r>
+      <w:hyperlink w:history="1" r:id="rIdl72bhidepeubektzj4vvd">
+        <w:r>
+          <w:rPr>
+            <w:rStyle w:val="Hyperlink"/>
+          </w:rPr>
+          <w:t xml:space="preserve">dnk</w:t>
+        </w:r>
+      </w:hyperlink>
+      <w:r>
+        <w:t xml:space="preserve">, da </w:t>
+      </w:r>
+      <w:hyperlink w:history="1" r:id="rIdxw7pvped5ko4xewaucpwc">
+        <w:r>
+          <w:rPr>
+            <w:rStyle w:val="Hyperlink"/>
+          </w:rPr>
+          <w:t xml:space="preserve">Axis Anteaters</w:t>
+        </w:r>
+      </w:hyperlink>
+      <w:r>
+        <w:t xml:space="preserve">:</w:t>
       </w:r>
     </w:p>
     <w:tbl>
@@ -2277,7 +2321,29 @@
     </w:p>
     <w:p>
       <w:r>
-        <w:t xml:space="preserve">As jogadas de Roô representaram, em média, uma perda de aproximadamente 5 pontos percentuais de probabilidade de vitória por round, enquanto as ações de dnk acrescentaram quase 3 pontos percentuais.</w:t>
+        <w:t xml:space="preserve">As jogadas de </w:t>
+      </w:r>
+      <w:hyperlink w:history="1" r:id="rId6g9l_6-kumesnu6e77goe">
+        <w:r>
+          <w:rPr>
+            <w:rStyle w:val="Hyperlink"/>
+          </w:rPr>
+          <w:t xml:space="preserve">Roô</w:t>
+        </w:r>
+      </w:hyperlink>
+      <w:r>
+        <w:t xml:space="preserve"> representaram, em média, uma perda de aproximadamente 5 pontos percentuais de probabilidade de vitória por round, enquanto as ações de </w:t>
+      </w:r>
+      <w:hyperlink w:history="1" r:id="rIdmmqugvgyjs4v0z24xjxkm">
+        <w:r>
+          <w:rPr>
+            <w:rStyle w:val="Hyperlink"/>
+          </w:rPr>
+          <w:t xml:space="preserve">dnk</w:t>
+        </w:r>
+      </w:hyperlink>
+      <w:r>
+        <w:t xml:space="preserve"> acrescentaram quase 3 pontos percentuais.</w:t>
       </w:r>
     </w:p>
     <w:p>
@@ -2314,399 +2380,10 @@
       </w:r>
     </w:p>
     <w:p>
-      <w:pPr>
-        <w:pStyle w:val="Heading3"/>
-      </w:pPr>
-      <w:r>
-        <w:t xml:space="preserve">kssarato - Fúria 13 x 9 CAAP Malditos</w:t>
-      </w:r>
-    </w:p>
-    <w:p>
-      <w:r>
-        <w:rPr>
-          <w:i/>
-          <w:iCs/>
-        </w:rPr>
-        <w:t xml:space="preserve">UNIVAVÁ - Classificatória 3</w:t>
-      </w:r>
-    </w:p>
-    <w:tbl>
-      <w:tblPr>
-        <w:tblW w:type="pct" w:w="100%"/>
-        <w:tblBorders>
-          <w:top w:val="single" w:color="auto" w:sz="4"/>
-          <w:left w:val="single" w:color="auto" w:sz="4"/>
-          <w:bottom w:val="single" w:color="auto" w:sz="4"/>
-          <w:right w:val="single" w:color="auto" w:sz="4"/>
-          <w:insideH w:val="single" w:color="auto" w:sz="4"/>
-          <w:insideV w:val="single" w:color="auto" w:sz="4"/>
-        </w:tblBorders>
-      </w:tblPr>
-      <w:tblGrid>
-        <w:gridCol w:w="100"/>
-        <w:gridCol w:w="100"/>
-      </w:tblGrid>
-      <w:tr>
-        <w:tc>
-          <w:p>
-            <w:pPr>
-              <w:jc w:val="left"/>
-            </w:pPr>
-            <w:r>
-              <w:rPr>
-                <w:b/>
-                <w:bCs/>
-              </w:rPr>
-              <w:t xml:space="preserve">Estatística</w:t>
-            </w:r>
-          </w:p>
-        </w:tc>
-        <w:tc>
-          <w:p>
-            <w:pPr>
-              <w:jc w:val="right"/>
-            </w:pPr>
-            <w:r>
-              <w:rPr>
-                <w:b/>
-                <w:bCs/>
-              </w:rPr>
-              <w:t xml:space="preserve">Valor</w:t>
-            </w:r>
-          </w:p>
-        </w:tc>
-      </w:tr>
-      <w:tr>
-        <w:tc>
-          <w:p>
-            <w:pPr>
-              <w:jc w:val="left"/>
-            </w:pPr>
-            <w:r>
-              <w:rPr>
-                <w:b w:val="false"/>
-                <w:bCs w:val="false"/>
-              </w:rPr>
-              <w:t xml:space="preserve">rAAting</w:t>
-            </w:r>
-          </w:p>
-        </w:tc>
-        <w:tc>
-          <w:p>
-            <w:pPr>
-              <w:jc w:val="right"/>
-            </w:pPr>
-            <w:r>
-              <w:rPr>
-                <w:b w:val="false"/>
-                <w:bCs w:val="false"/>
-              </w:rPr>
-              <w:t xml:space="preserve">1,00</w:t>
-            </w:r>
-          </w:p>
-        </w:tc>
-      </w:tr>
-      <w:tr>
-        <w:tc>
-          <w:p>
-            <w:pPr>
-              <w:jc w:val="left"/>
-            </w:pPr>
-            <w:r>
-              <w:rPr>
-                <w:b w:val="false"/>
-                <w:bCs w:val="false"/>
-              </w:rPr>
-              <w:t xml:space="preserve">ACS</w:t>
-            </w:r>
-          </w:p>
-        </w:tc>
-        <w:tc>
-          <w:p>
-            <w:pPr>
-              <w:jc w:val="right"/>
-            </w:pPr>
-            <w:r>
-              <w:rPr>
-                <w:b w:val="false"/>
-                <w:bCs w:val="false"/>
-              </w:rPr>
-              <w:t xml:space="preserve">204</w:t>
-            </w:r>
-          </w:p>
-        </w:tc>
-      </w:tr>
-      <w:tr>
-        <w:tc>
-          <w:p>
-            <w:pPr>
-              <w:jc w:val="left"/>
-            </w:pPr>
-            <w:r>
-              <w:rPr>
-                <w:b w:val="false"/>
-                <w:bCs w:val="false"/>
-              </w:rPr>
-              <w:t xml:space="preserve">Kills</w:t>
-            </w:r>
-          </w:p>
-        </w:tc>
-        <w:tc>
-          <w:p>
-            <w:pPr>
-              <w:jc w:val="right"/>
-            </w:pPr>
-            <w:r>
-              <w:rPr>
-                <w:b w:val="false"/>
-                <w:bCs w:val="false"/>
-              </w:rPr>
-              <w:t xml:space="preserve">15</w:t>
-            </w:r>
-          </w:p>
-        </w:tc>
-      </w:tr>
-      <w:tr>
-        <w:tc>
-          <w:p>
-            <w:pPr>
-              <w:jc w:val="left"/>
-            </w:pPr>
-            <w:r>
-              <w:rPr>
-                <w:b w:val="false"/>
-                <w:bCs w:val="false"/>
-              </w:rPr>
-              <w:t xml:space="preserve">Mortes</w:t>
-            </w:r>
-          </w:p>
-        </w:tc>
-        <w:tc>
-          <w:p>
-            <w:pPr>
-              <w:jc w:val="right"/>
-            </w:pPr>
-            <w:r>
-              <w:rPr>
-                <w:b w:val="false"/>
-                <w:bCs w:val="false"/>
-              </w:rPr>
-              <w:t xml:space="preserve">17</w:t>
-            </w:r>
-          </w:p>
-        </w:tc>
-      </w:tr>
-      <w:tr>
-        <w:tc>
-          <w:p>
-            <w:pPr>
-              <w:jc w:val="left"/>
-            </w:pPr>
-            <w:r>
-              <w:rPr>
-                <w:b w:val="false"/>
-                <w:bCs w:val="false"/>
-              </w:rPr>
-              <w:t xml:space="preserve">Assistências</w:t>
-            </w:r>
-          </w:p>
-        </w:tc>
-        <w:tc>
-          <w:p>
-            <w:pPr>
-              <w:jc w:val="right"/>
-            </w:pPr>
-            <w:r>
-              <w:rPr>
-                <w:b w:val="false"/>
-                <w:bCs w:val="false"/>
-              </w:rPr>
-              <w:t xml:space="preserve">12</w:t>
-            </w:r>
-          </w:p>
-        </w:tc>
-      </w:tr>
-      <w:tr>
-        <w:tc>
-          <w:p>
-            <w:pPr>
-              <w:jc w:val="left"/>
-            </w:pPr>
-            <w:r>
-              <w:rPr>
-                <w:b w:val="false"/>
-                <w:bCs w:val="false"/>
-              </w:rPr>
-              <w:t xml:space="preserve">KAST</w:t>
-            </w:r>
-          </w:p>
-        </w:tc>
-        <w:tc>
-          <w:p>
-            <w:pPr>
-              <w:jc w:val="right"/>
-            </w:pPr>
-            <w:r>
-              <w:rPr>
-                <w:b w:val="false"/>
-                <w:bCs w:val="false"/>
-              </w:rPr>
-              <w:t xml:space="preserve">68%</w:t>
-            </w:r>
-          </w:p>
-        </w:tc>
-      </w:tr>
-      <w:tr>
-        <w:tc>
-          <w:p>
-            <w:pPr>
-              <w:jc w:val="left"/>
-            </w:pPr>
-            <w:r>
-              <w:rPr>
-                <w:b w:val="false"/>
-                <w:bCs w:val="false"/>
-              </w:rPr>
-              <w:t xml:space="preserve">ADR</w:t>
-            </w:r>
-          </w:p>
-        </w:tc>
-        <w:tc>
-          <w:p>
-            <w:pPr>
-              <w:jc w:val="right"/>
-            </w:pPr>
-            <w:r>
-              <w:rPr>
-                <w:b w:val="false"/>
-                <w:bCs w:val="false"/>
-              </w:rPr>
-              <w:t xml:space="preserve">101</w:t>
-            </w:r>
-          </w:p>
-        </w:tc>
-      </w:tr>
-      <w:tr>
-        <w:tc>
-          <w:p>
-            <w:pPr>
-              <w:jc w:val="left"/>
-            </w:pPr>
-            <w:r>
-              <w:rPr>
-                <w:b w:val="false"/>
-                <w:bCs w:val="false"/>
-              </w:rPr>
-              <w:t xml:space="preserve">Swing/R</w:t>
-            </w:r>
-          </w:p>
-        </w:tc>
-        <w:tc>
-          <w:p>
-            <w:pPr>
-              <w:jc w:val="right"/>
-            </w:pPr>
-            <w:r>
-              <w:rPr>
-                <w:b w:val="false"/>
-                <w:bCs w:val="false"/>
-              </w:rPr>
-              <w:t xml:space="preserve">+1,3</w:t>
-            </w:r>
-          </w:p>
-        </w:tc>
-      </w:tr>
-      <w:tr>
-        <w:tc>
-          <w:p>
-            <w:pPr>
-              <w:jc w:val="left"/>
-            </w:pPr>
-            <w:r>
-              <w:rPr>
-                <w:b w:val="false"/>
-                <w:bCs w:val="false"/>
-              </w:rPr>
-              <w:t xml:space="preserve">Multi-kills</w:t>
-            </w:r>
-          </w:p>
-        </w:tc>
-        <w:tc>
-          <w:p>
-            <w:pPr>
-              <w:jc w:val="right"/>
-            </w:pPr>
-            <w:r>
-              <w:rPr>
-                <w:b w:val="false"/>
-                <w:bCs w:val="false"/>
-              </w:rPr>
-              <w:t xml:space="preserve">4</w:t>
-            </w:r>
-          </w:p>
-        </w:tc>
-      </w:tr>
-      <w:tr>
-        <w:tc>
-          <w:p>
-            <w:pPr>
-              <w:jc w:val="left"/>
-            </w:pPr>
-            <w:r>
-              <w:rPr>
-                <w:b w:val="false"/>
-                <w:bCs w:val="false"/>
-              </w:rPr>
-              <w:t xml:space="preserve">First Kills</w:t>
-            </w:r>
-          </w:p>
-        </w:tc>
-        <w:tc>
-          <w:p>
-            <w:pPr>
-              <w:jc w:val="right"/>
-            </w:pPr>
-            <w:r>
-              <w:rPr>
-                <w:b w:val="false"/>
-                <w:bCs w:val="false"/>
-              </w:rPr>
-              <w:t xml:space="preserve">2</w:t>
-            </w:r>
-          </w:p>
-        </w:tc>
-      </w:tr>
-      <w:tr>
-        <w:tc>
-          <w:p>
-            <w:pPr>
-              <w:jc w:val="left"/>
-            </w:pPr>
-            <w:r>
-              <w:rPr>
-                <w:b w:val="false"/>
-                <w:bCs w:val="false"/>
-              </w:rPr>
-              <w:t xml:space="preserve">First Deaths</w:t>
-            </w:r>
-          </w:p>
-        </w:tc>
-        <w:tc>
-          <w:p>
-            <w:pPr>
-              <w:jc w:val="right"/>
-            </w:pPr>
-            <w:r>
-              <w:rPr>
-                <w:b w:val="false"/>
-                <w:bCs w:val="false"/>
-              </w:rPr>
-              <w:t xml:space="preserve">2</w:t>
-            </w:r>
-          </w:p>
-        </w:tc>
-      </w:tr>
-    </w:tbl>
+      <w:r>
+        <w:t xml:space="preserve">{{placar: 304e0da1-3603-4a89-9fd4-5e6c593b5415 | kssarato}}</w:t>
+      </w:r>
+    </w:p>
     <w:p>
       <w:r>
         <w:t xml:space="preserve">O importante aqui é perceber que 1,00 não significa necessariamente um K/D de 1,00, determinado ACS ou uma quantidade específica de kills. É o resultado da combinação dos diferentes componentes do modelo.</w:t>
@@ -2723,157 +2400,6 @@
     <w:p>
       <w:r>
         <w:t xml:space="preserve">Algumas siglas aparecem frequentemente nas páginas do UNIVLR.</w:t>
-      </w:r>
-    </w:p>
-    <w:p>
-      <w:r>
-        <w:rPr>
-          <w:b/>
-          <w:bCs/>
-        </w:rPr>
-        <w:t xml:space="preserve">ACS - Average Combat Score</w:t>
-      </w:r>
-      <w:r>
-        <w:br/>
-      </w:r>
-      <w:r>
-        <w:t xml:space="preserve">Pontuação de combate da partida dividida pelos rounds jogados.</w:t>
-      </w:r>
-    </w:p>
-    <w:p>
-      <w:r>
-        <w:rPr>
-          <w:b/>
-          <w:bCs/>
-        </w:rPr>
-        <w:t xml:space="preserve">ADR - Average Damage per Round</w:t>
-      </w:r>
-      <w:r>
-        <w:br/>
-      </w:r>
-      <w:r>
-        <w:t xml:space="preserve">Dano médio causado por round.</w:t>
-      </w:r>
-    </w:p>
-    <w:p>
-      <w:r>
-        <w:rPr>
-          <w:b/>
-          <w:bCs/>
-        </w:rPr>
-        <w:t xml:space="preserve">KAST</w:t>
-      </w:r>
-      <w:r>
-        <w:br/>
-      </w:r>
-      <w:r>
-        <w:t xml:space="preserve">Percentual de rounds nos quais o jogador conseguiu um abate, assistência, teve sua morte trocada ou sobreviveu em um round vencido. Sobreviver em um round perdido - o tradicional save - não conta.</w:t>
-      </w:r>
-    </w:p>
-    <w:p>
-      <w:r>
-        <w:rPr>
-          <w:b/>
-          <w:bCs/>
-        </w:rPr>
-        <w:t xml:space="preserve">Swing/R - Round Swing por round</w:t>
-      </w:r>
-      <w:r>
-        <w:br/>
-      </w:r>
-      <w:r>
-        <w:t xml:space="preserve">Quanto as ações do jogador alteraram a chance de sua equipe vencer os rounds, em pontos percentuais. A métrica é zero-sum entre os dois times.</w:t>
-      </w:r>
-    </w:p>
-    <w:p>
-      <w:r>
-        <w:rPr>
-          <w:b/>
-          <w:bCs/>
-        </w:rPr>
-        <w:t xml:space="preserve">KPR, DPR e APR</w:t>
-      </w:r>
-      <w:r>
-        <w:br/>
-      </w:r>
-      <w:r>
-        <w:t xml:space="preserve">Abates, mortes e assistências por round, respectivamente. Em DPR, quanto menor, melhor.</w:t>
-      </w:r>
-    </w:p>
-    <w:p>
-      <w:r>
-        <w:rPr>
-          <w:b/>
-          <w:bCs/>
-        </w:rPr>
-        <w:t xml:space="preserve">FK e FD - First Kill e First Death</w:t>
-      </w:r>
-      <w:r>
-        <w:br/>
-      </w:r>
-      <w:r>
-        <w:t xml:space="preserve">Primeiro abate e primeira morte de um round. FK-FD representa o saldo entre os dois.</w:t>
-      </w:r>
-    </w:p>
-    <w:p>
-      <w:r>
-        <w:rPr>
-          <w:b/>
-          <w:bCs/>
-        </w:rPr>
-        <w:t xml:space="preserve">MK/R - Multi-kills por round</w:t>
-      </w:r>
-      <w:r>
-        <w:br/>
-      </w:r>
-      <w:r>
-        <w:t xml:space="preserve">Rounds com mais de um abate, ponderados pelo tamanho do multi-kill.</w:t>
-      </w:r>
-    </w:p>
-    <w:p>
-      <w:r>
-        <w:rPr>
-          <w:b/>
-          <w:bCs/>
-        </w:rPr>
-        <w:t xml:space="preserve">HS% - Headshot Percentage</w:t>
-      </w:r>
-      <w:r>
-        <w:br/>
-      </w:r>
-      <w:r>
-        <w:t xml:space="preserve">Percentual dos acertos do jogador que atingiram a cabeça.</w:t>
-      </w:r>
-    </w:p>
-    <w:p>
-      <w:pPr>
-        <w:pStyle w:val="Heading2"/>
-      </w:pPr>
-      <w:r>
-        <w:t xml:space="preserve">E as equipes?</w:t>
-      </w:r>
-    </w:p>
-    <w:p>
-      <w:r>
-        <w:t xml:space="preserve">Os jogadores não são os únicos avaliados pelo UNIVLR. Cada equipe também recebe uma nota de força, exibida no ranking do portal.</w:t>
-      </w:r>
-    </w:p>
-    <w:p>
-      <w:r>
-        <w:t xml:space="preserve">Esse número tenta responder a outra pergunta: quão forte essa equipe provavelmente seria se jogasse hoje?</w:t>
-      </w:r>
-    </w:p>
-    <w:p>
-      <w:r>
-        <w:t xml:space="preserve">Por isso, a nota não é simplesmente uma tabela histórica de títulos e também não é a média do rAAting dos cinco jogadores. Ela considera tanto como o time joga quanto contra quem ele joga.</w:t>
-      </w:r>
-    </w:p>
-    <w:p>
-      <w:pPr>
-        <w:pStyle w:val="Heading3"/>
-      </w:pPr>
-      <w:r>
-        <w:t xml:space="preserve">Os quatro blocos da nota</w:t>
       </w:r>
     </w:p>
     <w:tbl>
@@ -2904,6 +2430,627 @@
                 <w:b/>
                 <w:bCs/>
               </w:rPr>
+              <w:t xml:space="preserve">Sigla</w:t>
+            </w:r>
+          </w:p>
+        </w:tc>
+        <w:tc>
+          <w:p>
+            <w:pPr>
+              <w:jc w:val="left"/>
+            </w:pPr>
+            <w:r>
+              <w:rPr>
+                <w:b/>
+                <w:bCs/>
+              </w:rPr>
+              <w:t xml:space="preserve">Nome</w:t>
+            </w:r>
+          </w:p>
+        </w:tc>
+        <w:tc>
+          <w:p>
+            <w:pPr>
+              <w:jc w:val="left"/>
+            </w:pPr>
+            <w:r>
+              <w:rPr>
+                <w:b/>
+                <w:bCs/>
+              </w:rPr>
+              <w:t xml:space="preserve">O que é</w:t>
+            </w:r>
+          </w:p>
+        </w:tc>
+      </w:tr>
+      <w:tr>
+        <w:tc>
+          <w:p>
+            <w:pPr>
+              <w:jc w:val="left"/>
+            </w:pPr>
+            <w:r>
+              <w:rPr>
+                <w:b w:val="false"/>
+                <w:bCs w:val="false"/>
+              </w:rPr>
+              <w:t xml:space="preserve">ACS</w:t>
+            </w:r>
+          </w:p>
+        </w:tc>
+        <w:tc>
+          <w:p>
+            <w:pPr>
+              <w:jc w:val="left"/>
+            </w:pPr>
+            <w:r>
+              <w:rPr>
+                <w:b w:val="false"/>
+                <w:bCs w:val="false"/>
+              </w:rPr>
+              <w:t xml:space="preserve">Average Combat Score</w:t>
+            </w:r>
+          </w:p>
+        </w:tc>
+        <w:tc>
+          <w:p>
+            <w:pPr>
+              <w:jc w:val="left"/>
+            </w:pPr>
+            <w:r>
+              <w:rPr>
+                <w:b w:val="false"/>
+                <w:bCs w:val="false"/>
+              </w:rPr>
+              <w:t xml:space="preserve">Pontuação de combate da partida dividida pelos rounds jogados.</w:t>
+            </w:r>
+          </w:p>
+        </w:tc>
+      </w:tr>
+      <w:tr>
+        <w:tc>
+          <w:p>
+            <w:pPr>
+              <w:jc w:val="left"/>
+            </w:pPr>
+            <w:r>
+              <w:rPr>
+                <w:b w:val="false"/>
+                <w:bCs w:val="false"/>
+              </w:rPr>
+              <w:t xml:space="preserve">ADR</w:t>
+            </w:r>
+          </w:p>
+        </w:tc>
+        <w:tc>
+          <w:p>
+            <w:pPr>
+              <w:jc w:val="left"/>
+            </w:pPr>
+            <w:r>
+              <w:rPr>
+                <w:b w:val="false"/>
+                <w:bCs w:val="false"/>
+              </w:rPr>
+              <w:t xml:space="preserve">Average Damage per Round</w:t>
+            </w:r>
+          </w:p>
+        </w:tc>
+        <w:tc>
+          <w:p>
+            <w:pPr>
+              <w:jc w:val="left"/>
+            </w:pPr>
+            <w:r>
+              <w:rPr>
+                <w:b w:val="false"/>
+                <w:bCs w:val="false"/>
+              </w:rPr>
+              <w:t xml:space="preserve">Dano médio causado por round.</w:t>
+            </w:r>
+          </w:p>
+        </w:tc>
+      </w:tr>
+      <w:tr>
+        <w:tc>
+          <w:p>
+            <w:pPr>
+              <w:jc w:val="left"/>
+            </w:pPr>
+            <w:r>
+              <w:rPr>
+                <w:b w:val="false"/>
+                <w:bCs w:val="false"/>
+              </w:rPr>
+              <w:t xml:space="preserve">KAST</w:t>
+            </w:r>
+          </w:p>
+        </w:tc>
+        <w:tc>
+          <w:p>
+            <w:pPr>
+              <w:jc w:val="left"/>
+            </w:pPr>
+            <w:r>
+              <w:rPr>
+                <w:b w:val="false"/>
+                <w:bCs w:val="false"/>
+              </w:rPr>
+              <w:t xml:space="preserve">Kill, Assist, Survive, Trade</w:t>
+            </w:r>
+          </w:p>
+        </w:tc>
+        <w:tc>
+          <w:p>
+            <w:pPr>
+              <w:jc w:val="left"/>
+            </w:pPr>
+            <w:r>
+              <w:rPr>
+                <w:b w:val="false"/>
+                <w:bCs w:val="false"/>
+              </w:rPr>
+              <w:t xml:space="preserve">Percentual de rounds nos quais o jogador conseguiu um abate, assistência, teve sua morte trocada ou sobreviveu em um round vencido. Sobreviver em um round perdido - o save - não conta.</w:t>
+            </w:r>
+          </w:p>
+        </w:tc>
+      </w:tr>
+      <w:tr>
+        <w:tc>
+          <w:p>
+            <w:pPr>
+              <w:jc w:val="left"/>
+            </w:pPr>
+            <w:r>
+              <w:rPr>
+                <w:b w:val="false"/>
+                <w:bCs w:val="false"/>
+              </w:rPr>
+              <w:t xml:space="preserve">Swing/R</w:t>
+            </w:r>
+          </w:p>
+        </w:tc>
+        <w:tc>
+          <w:p>
+            <w:pPr>
+              <w:jc w:val="left"/>
+            </w:pPr>
+            <w:r>
+              <w:rPr>
+                <w:b w:val="false"/>
+                <w:bCs w:val="false"/>
+              </w:rPr>
+              <w:t xml:space="preserve">Round Swing por round</w:t>
+            </w:r>
+          </w:p>
+        </w:tc>
+        <w:tc>
+          <w:p>
+            <w:pPr>
+              <w:jc w:val="left"/>
+            </w:pPr>
+            <w:r>
+              <w:rPr>
+                <w:b w:val="false"/>
+                <w:bCs w:val="false"/>
+              </w:rPr>
+              <w:t xml:space="preserve">Quanto as ações do jogador alteraram a chance de sua equipe vencer os rounds, em pontos percentuais. É zero-sum entre os dois times.</w:t>
+            </w:r>
+          </w:p>
+        </w:tc>
+      </w:tr>
+      <w:tr>
+        <w:tc>
+          <w:p>
+            <w:pPr>
+              <w:jc w:val="left"/>
+            </w:pPr>
+            <w:r>
+              <w:rPr>
+                <w:b w:val="false"/>
+                <w:bCs w:val="false"/>
+              </w:rPr>
+              <w:t xml:space="preserve">KPR</w:t>
+            </w:r>
+          </w:p>
+        </w:tc>
+        <w:tc>
+          <w:p>
+            <w:pPr>
+              <w:jc w:val="left"/>
+            </w:pPr>
+            <w:r>
+              <w:rPr>
+                <w:b w:val="false"/>
+                <w:bCs w:val="false"/>
+              </w:rPr>
+              <w:t xml:space="preserve">Kills por round</w:t>
+            </w:r>
+          </w:p>
+        </w:tc>
+        <w:tc>
+          <w:p>
+            <w:pPr>
+              <w:jc w:val="left"/>
+            </w:pPr>
+            <w:r>
+              <w:rPr>
+                <w:b w:val="false"/>
+                <w:bCs w:val="false"/>
+              </w:rPr>
+              <w:t xml:space="preserve">Abates por round jogado.</w:t>
+            </w:r>
+          </w:p>
+        </w:tc>
+      </w:tr>
+      <w:tr>
+        <w:tc>
+          <w:p>
+            <w:pPr>
+              <w:jc w:val="left"/>
+            </w:pPr>
+            <w:r>
+              <w:rPr>
+                <w:b w:val="false"/>
+                <w:bCs w:val="false"/>
+              </w:rPr>
+              <w:t xml:space="preserve">DPR</w:t>
+            </w:r>
+          </w:p>
+        </w:tc>
+        <w:tc>
+          <w:p>
+            <w:pPr>
+              <w:jc w:val="left"/>
+            </w:pPr>
+            <w:r>
+              <w:rPr>
+                <w:b w:val="false"/>
+                <w:bCs w:val="false"/>
+              </w:rPr>
+              <w:t xml:space="preserve">Deaths por round</w:t>
+            </w:r>
+          </w:p>
+        </w:tc>
+        <w:tc>
+          <w:p>
+            <w:pPr>
+              <w:jc w:val="left"/>
+            </w:pPr>
+            <w:r>
+              <w:rPr>
+                <w:b w:val="false"/>
+                <w:bCs w:val="false"/>
+              </w:rPr>
+              <w:t xml:space="preserve">Mortes por round jogado. Aqui, quanto menor, melhor.</w:t>
+            </w:r>
+          </w:p>
+        </w:tc>
+      </w:tr>
+      <w:tr>
+        <w:tc>
+          <w:p>
+            <w:pPr>
+              <w:jc w:val="left"/>
+            </w:pPr>
+            <w:r>
+              <w:rPr>
+                <w:b w:val="false"/>
+                <w:bCs w:val="false"/>
+              </w:rPr>
+              <w:t xml:space="preserve">APR</w:t>
+            </w:r>
+          </w:p>
+        </w:tc>
+        <w:tc>
+          <w:p>
+            <w:pPr>
+              <w:jc w:val="left"/>
+            </w:pPr>
+            <w:r>
+              <w:rPr>
+                <w:b w:val="false"/>
+                <w:bCs w:val="false"/>
+              </w:rPr>
+              <w:t xml:space="preserve">Assists por round</w:t>
+            </w:r>
+          </w:p>
+        </w:tc>
+        <w:tc>
+          <w:p>
+            <w:pPr>
+              <w:jc w:val="left"/>
+            </w:pPr>
+            <w:r>
+              <w:rPr>
+                <w:b w:val="false"/>
+                <w:bCs w:val="false"/>
+              </w:rPr>
+              <w:t xml:space="preserve">Assistências por round jogado.</w:t>
+            </w:r>
+          </w:p>
+        </w:tc>
+      </w:tr>
+      <w:tr>
+        <w:tc>
+          <w:p>
+            <w:pPr>
+              <w:jc w:val="left"/>
+            </w:pPr>
+            <w:r>
+              <w:rPr>
+                <w:b w:val="false"/>
+                <w:bCs w:val="false"/>
+              </w:rPr>
+              <w:t xml:space="preserve">FK</w:t>
+            </w:r>
+          </w:p>
+        </w:tc>
+        <w:tc>
+          <w:p>
+            <w:pPr>
+              <w:jc w:val="left"/>
+            </w:pPr>
+            <w:r>
+              <w:rPr>
+                <w:b w:val="false"/>
+                <w:bCs w:val="false"/>
+              </w:rPr>
+              <w:t xml:space="preserve">First Kill</w:t>
+            </w:r>
+          </w:p>
+        </w:tc>
+        <w:tc>
+          <w:p>
+            <w:pPr>
+              <w:jc w:val="left"/>
+            </w:pPr>
+            <w:r>
+              <w:rPr>
+                <w:b w:val="false"/>
+                <w:bCs w:val="false"/>
+              </w:rPr>
+              <w:t xml:space="preserve">Primeiro abate de um round.</w:t>
+            </w:r>
+          </w:p>
+        </w:tc>
+      </w:tr>
+      <w:tr>
+        <w:tc>
+          <w:p>
+            <w:pPr>
+              <w:jc w:val="left"/>
+            </w:pPr>
+            <w:r>
+              <w:rPr>
+                <w:b w:val="false"/>
+                <w:bCs w:val="false"/>
+              </w:rPr>
+              <w:t xml:space="preserve">FD</w:t>
+            </w:r>
+          </w:p>
+        </w:tc>
+        <w:tc>
+          <w:p>
+            <w:pPr>
+              <w:jc w:val="left"/>
+            </w:pPr>
+            <w:r>
+              <w:rPr>
+                <w:b w:val="false"/>
+                <w:bCs w:val="false"/>
+              </w:rPr>
+              <w:t xml:space="preserve">First Death</w:t>
+            </w:r>
+          </w:p>
+        </w:tc>
+        <w:tc>
+          <w:p>
+            <w:pPr>
+              <w:jc w:val="left"/>
+            </w:pPr>
+            <w:r>
+              <w:rPr>
+                <w:b w:val="false"/>
+                <w:bCs w:val="false"/>
+              </w:rPr>
+              <w:t xml:space="preserve">Primeira morte de um round.</w:t>
+            </w:r>
+          </w:p>
+        </w:tc>
+      </w:tr>
+      <w:tr>
+        <w:tc>
+          <w:p>
+            <w:pPr>
+              <w:jc w:val="left"/>
+            </w:pPr>
+            <w:r>
+              <w:rPr>
+                <w:b w:val="false"/>
+                <w:bCs w:val="false"/>
+              </w:rPr>
+              <w:t xml:space="preserve">FK-FD</w:t>
+            </w:r>
+          </w:p>
+        </w:tc>
+        <w:tc>
+          <w:p>
+            <w:pPr>
+              <w:jc w:val="left"/>
+            </w:pPr>
+            <w:r>
+              <w:rPr>
+                <w:b w:val="false"/>
+                <w:bCs w:val="false"/>
+              </w:rPr>
+              <w:t xml:space="preserve">Saldo de abertura</w:t>
+            </w:r>
+          </w:p>
+        </w:tc>
+        <w:tc>
+          <w:p>
+            <w:pPr>
+              <w:jc w:val="left"/>
+            </w:pPr>
+            <w:r>
+              <w:rPr>
+                <w:b w:val="false"/>
+                <w:bCs w:val="false"/>
+              </w:rPr>
+              <w:t xml:space="preserve">Diferença entre primeiros abates e primeiras mortes.</w:t>
+            </w:r>
+          </w:p>
+        </w:tc>
+      </w:tr>
+      <w:tr>
+        <w:tc>
+          <w:p>
+            <w:pPr>
+              <w:jc w:val="left"/>
+            </w:pPr>
+            <w:r>
+              <w:rPr>
+                <w:b w:val="false"/>
+                <w:bCs w:val="false"/>
+              </w:rPr>
+              <w:t xml:space="preserve">MK/R</w:t>
+            </w:r>
+          </w:p>
+        </w:tc>
+        <w:tc>
+          <w:p>
+            <w:pPr>
+              <w:jc w:val="left"/>
+            </w:pPr>
+            <w:r>
+              <w:rPr>
+                <w:b w:val="false"/>
+                <w:bCs w:val="false"/>
+              </w:rPr>
+              <w:t xml:space="preserve">Multi-kills por round</w:t>
+            </w:r>
+          </w:p>
+        </w:tc>
+        <w:tc>
+          <w:p>
+            <w:pPr>
+              <w:jc w:val="left"/>
+            </w:pPr>
+            <w:r>
+              <w:rPr>
+                <w:b w:val="false"/>
+                <w:bCs w:val="false"/>
+              </w:rPr>
+              <w:t xml:space="preserve">Rounds com mais de um abate, ponderados pelo tamanho do multi-kill.</w:t>
+            </w:r>
+          </w:p>
+        </w:tc>
+      </w:tr>
+      <w:tr>
+        <w:tc>
+          <w:p>
+            <w:pPr>
+              <w:jc w:val="left"/>
+            </w:pPr>
+            <w:r>
+              <w:rPr>
+                <w:b w:val="false"/>
+                <w:bCs w:val="false"/>
+              </w:rPr>
+              <w:t xml:space="preserve">HS%</w:t>
+            </w:r>
+          </w:p>
+        </w:tc>
+        <w:tc>
+          <w:p>
+            <w:pPr>
+              <w:jc w:val="left"/>
+            </w:pPr>
+            <w:r>
+              <w:rPr>
+                <w:b w:val="false"/>
+                <w:bCs w:val="false"/>
+              </w:rPr>
+              <w:t xml:space="preserve">Headshot Percentage</w:t>
+            </w:r>
+          </w:p>
+        </w:tc>
+        <w:tc>
+          <w:p>
+            <w:pPr>
+              <w:jc w:val="left"/>
+            </w:pPr>
+            <w:r>
+              <w:rPr>
+                <w:b w:val="false"/>
+                <w:bCs w:val="false"/>
+              </w:rPr>
+              <w:t xml:space="preserve">Percentual dos acertos do jogador que atingiram a cabeça.</w:t>
+            </w:r>
+          </w:p>
+        </w:tc>
+      </w:tr>
+    </w:tbl>
+    <w:p>
+      <w:pPr>
+        <w:pStyle w:val="Heading2"/>
+      </w:pPr>
+      <w:r>
+        <w:t xml:space="preserve">E as equipes?</w:t>
+      </w:r>
+    </w:p>
+    <w:p>
+      <w:r>
+        <w:t xml:space="preserve">Os jogadores não são os únicos avaliados pelo UNIVLR. Cada equipe também recebe uma nota de força, exibida no ranking do portal.</w:t>
+      </w:r>
+    </w:p>
+    <w:p>
+      <w:r>
+        <w:t xml:space="preserve">Esse número tenta responder a outra pergunta: quão forte essa equipe provavelmente seria se jogasse hoje?</w:t>
+      </w:r>
+    </w:p>
+    <w:p>
+      <w:r>
+        <w:t xml:space="preserve">Por isso, a nota não é simplesmente uma tabela histórica de títulos e também não é a média do rAAting dos cinco jogadores. Ela considera tanto como o time joga quanto contra quem ele joga.</w:t>
+      </w:r>
+    </w:p>
+    <w:p>
+      <w:pPr>
+        <w:pStyle w:val="Heading3"/>
+      </w:pPr>
+      <w:r>
+        <w:t xml:space="preserve">Os quatro blocos da nota</w:t>
+      </w:r>
+    </w:p>
+    <w:tbl>
+      <w:tblPr>
+        <w:tblW w:type="pct" w:w="100%"/>
+        <w:tblBorders>
+          <w:top w:val="single" w:color="auto" w:sz="4"/>
+          <w:left w:val="single" w:color="auto" w:sz="4"/>
+          <w:bottom w:val="single" w:color="auto" w:sz="4"/>
+          <w:right w:val="single" w:color="auto" w:sz="4"/>
+          <w:insideH w:val="single" w:color="auto" w:sz="4"/>
+          <w:insideV w:val="single" w:color="auto" w:sz="4"/>
+        </w:tblBorders>
+      </w:tblPr>
+      <w:tblGrid>
+        <w:gridCol w:w="100"/>
+        <w:gridCol w:w="100"/>
+        <w:gridCol w:w="100"/>
+      </w:tblGrid>
+      <w:tr>
+        <w:tc>
+          <w:p>
+            <w:pPr>
+              <w:jc w:val="left"/>
+            </w:pPr>
+            <w:r>
+              <w:rPr>
+                <w:b/>
+                <w:bCs/>
+              </w:rPr>
               <w:t xml:space="preserve">Peso</w:t>
             </w:r>
           </w:p>
@@ -3271,7 +3418,18 @@
     </w:p>
     <w:p>
       <w:r>
-        <w:t xml:space="preserve">Na publicação deste texto, o CEUB Octopus liderava o ranking com 97,7 pontos. Os quatro blocos da equipe eram:</w:t>
+        <w:t xml:space="preserve">Na publicação deste texto, o </w:t>
+      </w:r>
+      <w:hyperlink w:history="1" r:id="rIdjelxrhxs7nkhr5-nd9lr2">
+        <w:r>
+          <w:rPr>
+            <w:rStyle w:val="Hyperlink"/>
+          </w:rPr>
+          <w:t xml:space="preserve">CEUB Octopus</w:t>
+        </w:r>
+      </w:hyperlink>
+      <w:r>
+        <w:t xml:space="preserve"> liderava o ranking com 97,7 pontos. Os quatro blocos da equipe eram:</w:t>
       </w:r>
     </w:p>
     <w:tbl>
